--- a/skills/phong-cntt/assets/to-trinh-kqlcnt.docx
+++ b/skills/phong-cntt/assets/to-trinh-kqlcnt.docx
@@ -1,6 +1,6 @@
 
 <file path=word/document.xml><?xml version="1.0" encoding="utf-8"?>
-<w:document xmlns:ns1="http://schemas.openxmlformats.org/markup-compatibility/2006" xmlns:ns2="http://schemas.microsoft.com/office/word/2010/wordml" xmlns:ns3="http://schemas.openxmlformats.org/drawingml/2006/wordprocessingDrawing" xmlns:ns4="http://schemas.microsoft.com/office/word/2010/wordprocessingDrawing" xmlns:ns5="http://schemas.openxmlformats.org/drawingml/2006/main" xmlns:ns6="http://schemas.microsoft.com/office/word/2010/wordprocessingShape" xmlns:ns7="http://schemas.microsoft.com/office/drawing/2010/main" xmlns:ns8="urn:schemas-microsoft-com:vml" xmlns:ns9="urn:schemas-microsoft-com:office:office" xmlns:w="http://schemas.openxmlformats.org/wordprocessingml/2006/main" ns1:Ignorable="w14 w15 w16se w16cid w16 w16cex w16sdtdh wp14">
+<w:document xmlns:ns1="http://schemas.openxmlformats.org/markup-compatibility/2006" xmlns:ns2="http://schemas.microsoft.com/office/word/2010/wordml" xmlns:ns3="http://schemas.openxmlformats.org/drawingml/2006/wordprocessingDrawing" xmlns:ns4="http://schemas.microsoft.com/office/word/2010/wordprocessingDrawing" xmlns:ns5="http://schemas.openxmlformats.org/drawingml/2006/main" xmlns:ns6="http://schemas.microsoft.com/office/word/2010/wordprocessingShape" xmlns:ns7="http://schemas.microsoft.com/office/drawing/2010/main" xmlns:ns8="urn:schemas-microsoft-com:vml" xmlns:ns9="urn:schemas-microsoft-com:office:office" xmlns:w="http://schemas.openxmlformats.org/wordprocessingml/2006/main" xmlns:wps="http://schemas.microsoft.com/office/word/2010/wordprocessingShape">
   <w:body>
     <w:tbl>
       <w:tblPr>
@@ -130,7 +130,7 @@
               <ns1:AlternateContent>
                 <ns1:Choice Requires="wps">
                   <w:drawing>
-                    <ns3:anchor distT="0" distB="0" distL="114300" distR="114300" simplePos="0" relativeHeight="251657216" behindDoc="0" locked="0" layoutInCell="1" allowOverlap="1" ns4:anchorId="6355BA89" ns4:editId="54155397">
+                    <ns3:anchor distT="0" distB="0" distL="114300" distR="114300" simplePos="0" relativeHeight="251657216" behindDoc="0" locked="0" layoutInCell="1" allowOverlap="1" ns4:editId="54155397">
                       <ns3:simplePos x="0" y="0"/>
                       <ns3:positionH relativeFrom="column">
                         <ns3:posOffset>737235</ns3:posOffset>
@@ -191,7 +191,7 @@
                 </ns1:Choice>
                 <ns1:Fallback>
                   <w:pict>
-                    <ns8:shapetype ns2:anchorId="17482D08" id="_x0000_t32" coordsize="21600,21600" ns9:spt="32" ns9:oned="t" path="m,l21600,21600e" filled="f">
+                    <ns8:shapetype id="_x0000_t32" coordsize="21600,21600" ns9:spt="32" ns9:oned="t" path="m,l21600,21600e" filled="f">
                       <ns8:path arrowok="t" fillok="f" ns9:connecttype="none"/>
                       <ns9:lock ns8:ext="edit" shapetype="t"/>
                     </ns8:shapetype>
@@ -370,7 +370,7 @@
               <ns1:AlternateContent>
                 <ns1:Choice Requires="wps">
                   <w:drawing>
-                    <ns3:anchor distT="0" distB="0" distL="114300" distR="114300" simplePos="0" relativeHeight="251659264" behindDoc="0" locked="0" layoutInCell="1" allowOverlap="1" ns4:anchorId="6505E42C" ns4:editId="66DBBF28">
+                    <ns3:anchor distT="0" distB="0" distL="114300" distR="114300" simplePos="0" relativeHeight="251659264" behindDoc="0" locked="0" layoutInCell="1" allowOverlap="1" ns4:editId="66DBBF28">
                       <ns3:simplePos x="0" y="0"/>
                       <ns3:positionH relativeFrom="column">
                         <ns3:posOffset>1022985</ns3:posOffset>
@@ -419,7 +419,7 @@
                 </ns1:Choice>
                 <ns1:Fallback>
                   <w:pict>
-                    <ns8:line ns2:anchorId="31565693" id="Straight Connector 3" ns9:spid="_x0000_s1026" style="position:absolute;z-index:251659264;visibility:visible;mso-wrap-style:square;mso-wrap-distance-left:9pt;mso-wrap-distance-top:0;mso-wrap-distance-right:9pt;mso-wrap-distance-bottom:0;mso-position-horizontal:absolute;mso-position-horizontal-relative:text;mso-position-vertical:absolute;mso-position-vertical-relative:text" from="80.55pt,4.15pt" to="200.55pt,4.15pt" ns9:gfxdata="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" strokecolor="black [3200]" strokeweight=".5pt">
+                    <ns8:line id="Straight Connector 3" ns9:spid="_x0000_s1026" style="position:absolute;z-index:251659264;visibility:visible;mso-wrap-style:square;mso-wrap-distance-left:9pt;mso-wrap-distance-top:0;mso-wrap-distance-right:9pt;mso-wrap-distance-bottom:0;mso-position-horizontal:absolute;mso-position-horizontal-relative:text;mso-position-vertical:absolute;mso-position-vertical-relative:text" from="80.55pt,4.15pt" to="200.55pt,4.15pt" ns9:gfxdata="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" strokecolor="black [3200]" strokeweight=".5pt">
                       <ns8:stroke joinstyle="miter"/>
                     </ns8:line>
                   </w:pict>
@@ -1338,7 +1338,7 @@
         <ns1:AlternateContent>
           <ns1:Choice Requires="wps">
             <w:drawing>
-              <ns3:anchor distT="0" distB="0" distL="114300" distR="114300" simplePos="0" relativeHeight="251660800" behindDoc="0" locked="0" layoutInCell="1" allowOverlap="1" ns4:anchorId="34705CB9" ns4:editId="799CC90D">
+              <ns3:anchor distT="0" distB="0" distL="114300" distR="114300" simplePos="0" relativeHeight="251660800" behindDoc="0" locked="0" layoutInCell="1" allowOverlap="1" ns4:editId="799CC90D">
                 <ns3:simplePos x="0" y="0"/>
                 <ns3:positionH relativeFrom="column">
                   <ns3:posOffset>2142490</ns3:posOffset>
@@ -1390,7 +1390,7 @@
           </ns1:Choice>
           <ns1:Fallback>
             <w:pict>
-              <ns8:line ns2:anchorId="0F62357A" id="Straight Connector 4" ns9:spid="_x0000_s1026" style="position:absolute;z-index:251660800;visibility:visible;mso-wrap-style:square;mso-width-percent:0;mso-wrap-distance-left:9pt;mso-wrap-distance-top:0;mso-wrap-distance-right:9pt;mso-wrap-distance-bottom:0;mso-position-horizontal:absolute;mso-position-horizontal-relative:text;mso-position-vertical:absolute;mso-position-vertical-relative:text;mso-width-percent:0;mso-width-relative:margin" from="168.7pt,.8pt" to="271.9pt,.8pt" ns9:gfxdata="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" strokecolor="black [3200]" strokeweight=".5pt">
+              <ns8:line id="Straight Connector 4" ns9:spid="_x0000_s1026" style="position:absolute;z-index:251660800;visibility:visible;mso-wrap-style:square;mso-width-percent:0;mso-wrap-distance-left:9pt;mso-wrap-distance-top:0;mso-wrap-distance-right:9pt;mso-wrap-distance-bottom:0;mso-position-horizontal:absolute;mso-position-horizontal-relative:text;mso-position-vertical:absolute;mso-position-vertical-relative:text;mso-width-percent:0;mso-width-relative:margin" from="168.7pt,.8pt" to="271.9pt,.8pt" ns9:gfxdata="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" strokecolor="black [3200]" strokeweight=".5pt">
                 <ns8:stroke joinstyle="miter"/>
               </ns8:line>
             </w:pict>
@@ -42883,8 +42883,8 @@
 </file>
 
 <file path=word/numbering.xml><?xml version="1.0" encoding="utf-8"?>
-<w:numbering xmlns:wpc="http://schemas.microsoft.com/office/word/2010/wordprocessingCanvas" xmlns:cx="http://schemas.microsoft.com/office/drawing/2014/chartex" xmlns:cx1="http://schemas.microsoft.com/office/drawing/2015/9/8/chartex" xmlns:cx2="http://schemas.microsoft.com/office/drawing/2015/10/21/chartex" xmlns:cx3="http://schemas.microsoft.com/office/drawing/2016/5/9/chartex" xmlns:cx4="http://schemas.microsoft.com/office/drawing/2016/5/10/chartex" xmlns:cx5="http://schemas.microsoft.com/office/drawing/2016/5/11/chartex" xmlns:cx6="http://schemas.microsoft.com/office/drawing/2016/5/12/chartex" xmlns:cx7="http://schemas.microsoft.com/office/drawing/2016/5/13/chartex" xmlns:cx8="http://schemas.microsoft.com/office/drawing/2016/5/14/chartex" xmlns:mc="http://schemas.openxmlformats.org/markup-compatibility/2006" xmlns:aink="http://schemas.microsoft.com/office/drawing/2016/ink" xmlns:am3d="http://schemas.microsoft.com/office/drawing/2017/model3d" xmlns:o="urn:schemas-microsoft-com:office:office" xmlns:r="http://schemas.openxmlformats.org/officeDocument/2006/relationships" xmlns:m="http://schemas.openxmlformats.org/officeDocument/2006/math" xmlns:v="urn:schemas-microsoft-com:vml" xmlns:wp14="http://schemas.microsoft.com/office/word/2010/wordprocessingDrawing" xmlns:wp="http://schemas.openxmlformats.org/drawingml/2006/wordprocessingDrawing" xmlns:w10="urn:schemas-microsoft-com:office:word" xmlns:w="http://schemas.openxmlformats.org/wordprocessingml/2006/main" xmlns:w14="http://schemas.microsoft.com/office/word/2010/wordml" xmlns:w15="http://schemas.microsoft.com/office/word/2012/wordml" xmlns:w16cex="http://schemas.microsoft.com/office/word/2018/wordml/cex" xmlns:w16cid="http://schemas.microsoft.com/office/word/2016/wordml/cid" xmlns:w16="http://schemas.microsoft.com/office/word/2018/wordml" xmlns:w16sdtdh="http://schemas.microsoft.com/office/word/2020/wordml/sdtdatahash" xmlns:w16se="http://schemas.microsoft.com/office/word/2015/wordml/symex" xmlns:wpg="http://schemas.microsoft.com/office/word/2010/wordprocessingGroup" xmlns:wpi="http://schemas.microsoft.com/office/word/2010/wordprocessingInk" xmlns:wne="http://schemas.microsoft.com/office/word/2006/wordml" xmlns:wps="http://schemas.microsoft.com/office/word/2010/wordprocessingShape" mc:Ignorable="w14 w15 w16se w16cid w16 w16cex w16sdtdh wp14">
-  <w:abstractNum w:abstractNumId="0" w15:restartNumberingAfterBreak="0">
+<w:numbering xmlns:wpc="http://schemas.microsoft.com/office/word/2010/wordprocessingCanvas" xmlns:cx="http://schemas.microsoft.com/office/drawing/2014/chartex" xmlns:cx1="http://schemas.microsoft.com/office/drawing/2015/9/8/chartex" xmlns:cx2="http://schemas.microsoft.com/office/drawing/2015/10/21/chartex" xmlns:cx3="http://schemas.microsoft.com/office/drawing/2016/5/9/chartex" xmlns:cx4="http://schemas.microsoft.com/office/drawing/2016/5/10/chartex" xmlns:cx5="http://schemas.microsoft.com/office/drawing/2016/5/11/chartex" xmlns:cx6="http://schemas.microsoft.com/office/drawing/2016/5/12/chartex" xmlns:cx7="http://schemas.microsoft.com/office/drawing/2016/5/13/chartex" xmlns:cx8="http://schemas.microsoft.com/office/drawing/2016/5/14/chartex" xmlns:mc="http://schemas.openxmlformats.org/markup-compatibility/2006" xmlns:aink="http://schemas.microsoft.com/office/drawing/2016/ink" xmlns:am3d="http://schemas.microsoft.com/office/drawing/2017/model3d" xmlns:o="urn:schemas-microsoft-com:office:office" xmlns:r="http://schemas.openxmlformats.org/officeDocument/2006/relationships" xmlns:m="http://schemas.openxmlformats.org/officeDocument/2006/math" xmlns:v="urn:schemas-microsoft-com:vml" xmlns:wp14="http://schemas.microsoft.com/office/word/2010/wordprocessingDrawing" xmlns:wp="http://schemas.openxmlformats.org/drawingml/2006/wordprocessingDrawing" xmlns:w10="urn:schemas-microsoft-com:office:word" xmlns:w="http://schemas.openxmlformats.org/wordprocessingml/2006/main" xmlns:w14="http://schemas.microsoft.com/office/word/2010/wordml" xmlns:w15="http://schemas.microsoft.com/office/word/2012/wordml" xmlns:w16cex="http://schemas.microsoft.com/office/word/2018/wordml/cex" xmlns:w16="http://schemas.microsoft.com/office/word/2018/wordml" xmlns:w16sdtdh="http://schemas.microsoft.com/office/word/2020/wordml/sdtdatahash" xmlns:w16se="http://schemas.microsoft.com/office/word/2015/wordml/symex" xmlns:wpg="http://schemas.microsoft.com/office/word/2010/wordprocessingGroup" xmlns:wpi="http://schemas.microsoft.com/office/word/2010/wordprocessingInk" xmlns:wne="http://schemas.microsoft.com/office/word/2006/wordml" xmlns:wps="http://schemas.microsoft.com/office/word/2010/wordprocessingShape">
+  <w:abstractNum w:abstractNumId="0">
     <w:nsid w:val="033A0278"/>
     <w:multiLevelType w:val="multilevel"/>
     <w:tmpl w:val="C8889ED6"/>
@@ -43006,7 +43006,7 @@
       </w:rPr>
     </w:lvl>
   </w:abstractNum>
-  <w:abstractNum w:abstractNumId="1" w15:restartNumberingAfterBreak="0">
+  <w:abstractNum w:abstractNumId="1">
     <w:nsid w:val="04FF5435"/>
     <w:multiLevelType w:val="hybridMultilevel"/>
     <w:tmpl w:val="34C85868"/>
@@ -43096,7 +43096,7 @@
       </w:pPr>
     </w:lvl>
   </w:abstractNum>
-  <w:abstractNum w:abstractNumId="2" w15:restartNumberingAfterBreak="0">
+  <w:abstractNum w:abstractNumId="2">
     <w:nsid w:val="06187F4F"/>
     <w:multiLevelType w:val="hybridMultilevel"/>
     <w:tmpl w:val="9DAEADCC"/>
@@ -43210,7 +43210,7 @@
       </w:rPr>
     </w:lvl>
   </w:abstractNum>
-  <w:abstractNum w:abstractNumId="3" w15:restartNumberingAfterBreak="0">
+  <w:abstractNum w:abstractNumId="3">
     <w:nsid w:val="06AD4D6C"/>
     <w:multiLevelType w:val="multilevel"/>
     <w:tmpl w:val="F7C60652"/>
@@ -43332,7 +43332,7 @@
       </w:rPr>
     </w:lvl>
   </w:abstractNum>
-  <w:abstractNum w:abstractNumId="4" w15:restartNumberingAfterBreak="0">
+  <w:abstractNum w:abstractNumId="4">
     <w:nsid w:val="121A1E38"/>
     <w:multiLevelType w:val="hybridMultilevel"/>
     <w:tmpl w:val="42F081C6"/>
@@ -43422,7 +43422,7 @@
       </w:pPr>
     </w:lvl>
   </w:abstractNum>
-  <w:abstractNum w:abstractNumId="5" w15:restartNumberingAfterBreak="0">
+  <w:abstractNum w:abstractNumId="5">
     <w:nsid w:val="1546560A"/>
     <w:multiLevelType w:val="hybridMultilevel"/>
     <w:tmpl w:val="6024A61C"/>
@@ -43535,7 +43535,7 @@
       </w:rPr>
     </w:lvl>
   </w:abstractNum>
-  <w:abstractNum w:abstractNumId="6" w15:restartNumberingAfterBreak="0">
+  <w:abstractNum w:abstractNumId="6">
     <w:nsid w:val="15616B73"/>
     <w:multiLevelType w:val="hybridMultilevel"/>
     <w:tmpl w:val="CE506636"/>
@@ -43624,7 +43624,7 @@
       </w:pPr>
     </w:lvl>
   </w:abstractNum>
-  <w:abstractNum w:abstractNumId="7" w15:restartNumberingAfterBreak="0">
+  <w:abstractNum w:abstractNumId="7">
     <w:nsid w:val="18B207BD"/>
     <w:multiLevelType w:val="hybridMultilevel"/>
     <w:tmpl w:val="6154324C"/>
@@ -43714,7 +43714,7 @@
       </w:pPr>
     </w:lvl>
   </w:abstractNum>
-  <w:abstractNum w:abstractNumId="8" w15:restartNumberingAfterBreak="0">
+  <w:abstractNum w:abstractNumId="8">
     <w:nsid w:val="1CF8026F"/>
     <w:multiLevelType w:val="hybridMultilevel"/>
     <w:tmpl w:val="09F431C4"/>
@@ -43826,7 +43826,7 @@
       </w:rPr>
     </w:lvl>
   </w:abstractNum>
-  <w:abstractNum w:abstractNumId="9" w15:restartNumberingAfterBreak="0">
+  <w:abstractNum w:abstractNumId="9">
     <w:nsid w:val="1D3E0854"/>
     <w:multiLevelType w:val="multilevel"/>
     <w:tmpl w:val="1D3E0854"/>
@@ -43912,7 +43912,7 @@
       </w:pPr>
     </w:lvl>
   </w:abstractNum>
-  <w:abstractNum w:abstractNumId="10" w15:restartNumberingAfterBreak="0">
+  <w:abstractNum w:abstractNumId="10">
     <w:nsid w:val="1FC87F74"/>
     <w:multiLevelType w:val="hybridMultilevel"/>
     <w:tmpl w:val="85D8338C"/>
@@ -44001,7 +44001,7 @@
       </w:pPr>
     </w:lvl>
   </w:abstractNum>
-  <w:abstractNum w:abstractNumId="11" w15:restartNumberingAfterBreak="0">
+  <w:abstractNum w:abstractNumId="11">
     <w:nsid w:val="203C6878"/>
     <w:multiLevelType w:val="hybridMultilevel"/>
     <w:tmpl w:val="0BCAB318"/>
@@ -44113,7 +44113,7 @@
       </w:rPr>
     </w:lvl>
   </w:abstractNum>
-  <w:abstractNum w:abstractNumId="12" w15:restartNumberingAfterBreak="0">
+  <w:abstractNum w:abstractNumId="12">
     <w:nsid w:val="221243A1"/>
     <w:multiLevelType w:val="hybridMultilevel"/>
     <w:tmpl w:val="621E959A"/>
@@ -44226,7 +44226,7 @@
       </w:rPr>
     </w:lvl>
   </w:abstractNum>
-  <w:abstractNum w:abstractNumId="13" w15:restartNumberingAfterBreak="0">
+  <w:abstractNum w:abstractNumId="13">
     <w:nsid w:val="2936271A"/>
     <w:multiLevelType w:val="multilevel"/>
     <w:tmpl w:val="2936271A"/>
@@ -44316,7 +44316,7 @@
       </w:pPr>
     </w:lvl>
   </w:abstractNum>
-  <w:abstractNum w:abstractNumId="14" w15:restartNumberingAfterBreak="0">
+  <w:abstractNum w:abstractNumId="14">
     <w:nsid w:val="2B4E1141"/>
     <w:multiLevelType w:val="hybridMultilevel"/>
     <w:tmpl w:val="2C66C198"/>
@@ -44406,7 +44406,7 @@
       </w:pPr>
     </w:lvl>
   </w:abstractNum>
-  <w:abstractNum w:abstractNumId="15" w15:restartNumberingAfterBreak="0">
+  <w:abstractNum w:abstractNumId="15">
     <w:nsid w:val="308F10A6"/>
     <w:multiLevelType w:val="hybridMultilevel"/>
     <w:tmpl w:val="B4F0D63A"/>
@@ -44496,7 +44496,7 @@
       </w:pPr>
     </w:lvl>
   </w:abstractNum>
-  <w:abstractNum w:abstractNumId="16" w15:restartNumberingAfterBreak="0">
+  <w:abstractNum w:abstractNumId="16">
     <w:nsid w:val="45D82409"/>
     <w:multiLevelType w:val="hybridMultilevel"/>
     <w:tmpl w:val="A97EB5FE"/>
@@ -44586,7 +44586,7 @@
       </w:pPr>
     </w:lvl>
   </w:abstractNum>
-  <w:abstractNum w:abstractNumId="17" w15:restartNumberingAfterBreak="0">
+  <w:abstractNum w:abstractNumId="17">
     <w:nsid w:val="4A2E792B"/>
     <w:multiLevelType w:val="hybridMultilevel"/>
     <w:tmpl w:val="7A86EADC"/>
@@ -44698,7 +44698,7 @@
       </w:rPr>
     </w:lvl>
   </w:abstractNum>
-  <w:abstractNum w:abstractNumId="18" w15:restartNumberingAfterBreak="0">
+  <w:abstractNum w:abstractNumId="18">
     <w:nsid w:val="567A40A6"/>
     <w:multiLevelType w:val="hybridMultilevel"/>
     <w:tmpl w:val="EFCA974C"/>
@@ -44788,7 +44788,7 @@
       </w:pPr>
     </w:lvl>
   </w:abstractNum>
-  <w:abstractNum w:abstractNumId="19" w15:restartNumberingAfterBreak="0">
+  <w:abstractNum w:abstractNumId="19">
     <w:nsid w:val="5A3854DA"/>
     <w:multiLevelType w:val="hybridMultilevel"/>
     <w:tmpl w:val="DA44E06E"/>
@@ -44901,7 +44901,7 @@
       </w:rPr>
     </w:lvl>
   </w:abstractNum>
-  <w:abstractNum w:abstractNumId="20" w15:restartNumberingAfterBreak="0">
+  <w:abstractNum w:abstractNumId="20">
     <w:nsid w:val="62CA35F8"/>
     <w:multiLevelType w:val="hybridMultilevel"/>
     <w:tmpl w:val="706422FA"/>
@@ -45014,7 +45014,7 @@
       </w:rPr>
     </w:lvl>
   </w:abstractNum>
-  <w:abstractNum w:abstractNumId="21" w15:restartNumberingAfterBreak="0">
+  <w:abstractNum w:abstractNumId="21">
     <w:nsid w:val="6D7D24D7"/>
     <w:multiLevelType w:val="hybridMultilevel"/>
     <w:tmpl w:val="95BCCD40"/>
@@ -45104,7 +45104,7 @@
       </w:pPr>
     </w:lvl>
   </w:abstractNum>
-  <w:abstractNum w:abstractNumId="22" w15:restartNumberingAfterBreak="0">
+  <w:abstractNum w:abstractNumId="22">
     <w:nsid w:val="6EA27E8B"/>
     <w:multiLevelType w:val="hybridMultilevel"/>
     <w:tmpl w:val="C8D2BA02"/>
@@ -45216,7 +45216,7 @@
       </w:rPr>
     </w:lvl>
   </w:abstractNum>
-  <w:abstractNum w:abstractNumId="23" w15:restartNumberingAfterBreak="0">
+  <w:abstractNum w:abstractNumId="23">
     <w:nsid w:val="73263FF3"/>
     <w:multiLevelType w:val="hybridMultilevel"/>
     <w:tmpl w:val="FE36EE1E"/>
@@ -45356,7 +45356,7 @@
       </w:rPr>
     </w:lvl>
   </w:abstractNum>
-  <w:abstractNum w:abstractNumId="24" w15:restartNumberingAfterBreak="0">
+  <w:abstractNum w:abstractNumId="24">
     <w:nsid w:val="7B0A7BAE"/>
     <w:multiLevelType w:val="hybridMultilevel"/>
     <w:tmpl w:val="D92028FC"/>
@@ -45470,7 +45470,7 @@
       </w:rPr>
     </w:lvl>
   </w:abstractNum>
-  <w:abstractNum w:abstractNumId="25" w15:restartNumberingAfterBreak="0">
+  <w:abstractNum w:abstractNumId="25">
     <w:nsid w:val="7EB10E80"/>
     <w:multiLevelType w:val="hybridMultilevel"/>
     <w:tmpl w:val="EED61352"/>
@@ -45692,7 +45692,7 @@
 </file>
 
 <file path=word/styles.xml><?xml version="1.0" encoding="utf-8"?>
-<w:styles xmlns:mc="http://schemas.openxmlformats.org/markup-compatibility/2006" xmlns:r="http://schemas.openxmlformats.org/officeDocument/2006/relationships" xmlns:w="http://schemas.openxmlformats.org/wordprocessingml/2006/main" xmlns:w14="http://schemas.microsoft.com/office/word/2010/wordml" xmlns:w15="http://schemas.microsoft.com/office/word/2012/wordml" xmlns:w16cex="http://schemas.microsoft.com/office/word/2018/wordml/cex" xmlns:w16cid="http://schemas.microsoft.com/office/word/2016/wordml/cid" xmlns:w16="http://schemas.microsoft.com/office/word/2018/wordml" xmlns:w16sdtdh="http://schemas.microsoft.com/office/word/2020/wordml/sdtdatahash" xmlns:w16se="http://schemas.microsoft.com/office/word/2015/wordml/symex" mc:Ignorable="w14 w15 w16se w16cid w16 w16cex w16sdtdh">
+<w:styles xmlns:mc="http://schemas.openxmlformats.org/markup-compatibility/2006" xmlns:r="http://schemas.openxmlformats.org/officeDocument/2006/relationships" xmlns:w="http://schemas.openxmlformats.org/wordprocessingml/2006/main" xmlns:w14="http://schemas.microsoft.com/office/word/2010/wordml" xmlns:w15="http://schemas.microsoft.com/office/word/2012/wordml" xmlns:w16cex="http://schemas.microsoft.com/office/word/2018/wordml/cex" xmlns:w16="http://schemas.microsoft.com/office/word/2018/wordml" xmlns:w16sdtdh="http://schemas.microsoft.com/office/word/2020/wordml/sdtdatahash" xmlns:w16se="http://schemas.microsoft.com/office/word/2015/wordml/symex">
   <w:docDefaults>
     <w:rPrDefault>
       <w:rPr>

--- a/skills/phong-cntt/assets/to-trinh-kqlcnt.docx
+++ b/skills/phong-cntt/assets/to-trinh-kqlcnt.docx
@@ -1,5 +1,68 @@
 
-<file path=word/document.xml><?xml version="1.0" encoding="utf-8"?>
+<file path=./[Content_Types].xml><?xml version="1.0" encoding="utf-8"?>
+<Types xmlns="http://schemas.openxmlformats.org/package/2006/content-types">
+  <Default Extension="rels" ContentType="application/vnd.openxmlformats-package.relationships+xml"/>
+  <Default Extension="xml" ContentType="application/xml"/>
+  <Override PartName="/word/document.xml" ContentType="application/vnd.openxmlformats-officedocument.wordprocessingml.document.main+xml"/>
+  <Override PartName="/word/numbering.xml" ContentType="application/vnd.openxmlformats-officedocument.wordprocessingml.numbering+xml"/>
+  <Override PartName="/word/styles.xml" ContentType="application/vnd.openxmlformats-officedocument.wordprocessingml.styles+xml"/>
+  <Override PartName="/word/settings.xml" ContentType="application/vnd.openxmlformats-officedocument.wordprocessingml.settings+xml"/>
+  <Override PartName="/word/webSettings.xml" ContentType="application/vnd.openxmlformats-officedocument.wordprocessingml.webSettings+xml"/>
+  <Override PartName="/word/fontTable.xml" ContentType="application/vnd.openxmlformats-officedocument.wordprocessingml.fontTable+xml"/>
+  <Override PartName="/word/theme/theme1.xml" ContentType="application/vnd.openxmlformats-officedocument.theme+xml"/>
+  <Override PartName="/docProps/core.xml" ContentType="application/vnd.openxmlformats-package.core-properties+xml"/>
+  <Override PartName="/docProps/app.xml" ContentType="application/vnd.openxmlformats-officedocument.extended-properties+xml"/>
+</Types>
+</file>
+
+<file path=./docProps/app.xml><?xml version="1.0" encoding="utf-8"?>
+<Properties xmlns="http://schemas.openxmlformats.org/officeDocument/2006/extended-properties" xmlns:vt="http://schemas.openxmlformats.org/officeDocument/2006/docPropsVTypes">
+  <Template>Normal</Template>
+  <TotalTime>154</TotalTime>
+  <Pages>1</Pages>
+  <Words>1846</Words>
+  <Characters>10526</Characters>
+  <Application>Microsoft Office Word</Application>
+  <DocSecurity>0</DocSecurity>
+  <Lines>87</Lines>
+  <Paragraphs>24</Paragraphs>
+  <ScaleCrop>false</ScaleCrop>
+  <HeadingPairs>
+    <vt:vector size="2" baseType="variant">
+      <vt:variant>
+        <vt:lpstr>Title</vt:lpstr>
+      </vt:variant>
+      <vt:variant>
+        <vt:i4>1</vt:i4>
+      </vt:variant>
+    </vt:vector>
+  </HeadingPairs>
+  <TitlesOfParts>
+    <vt:vector size="1" baseType="lpstr">
+      <vt:lpstr/>
+    </vt:vector>
+  </TitlesOfParts>
+  <Company/>
+  <LinksUpToDate>false</LinksUpToDate>
+  <CharactersWithSpaces>12348</CharactersWithSpaces>
+  <SharedDoc>false</SharedDoc>
+  <HyperlinksChanged>false</HyperlinksChanged>
+  <AppVersion>16.0000</AppVersion>
+</Properties>
+</file>
+
+<file path=./docProps/core.xml><?xml version="1.0" encoding="utf-8"?>
+<cp:coreProperties xmlns:cp="http://schemas.openxmlformats.org/package/2006/metadata/core-properties" xmlns:dc="http://purl.org/dc/elements/1.1/" xmlns:dcterms="http://purl.org/dc/terms/" xmlns:dcmitype="http://purl.org/dc/dcmitype/" xmlns:xsi="http://www.w3.org/2001/XMLSchema-instance">
+  <dc:creator>Truong Lee</dc:creator>
+  <cp:lastModifiedBy>My PC</cp:lastModifiedBy>
+  <cp:revision>5</cp:revision>
+  <cp:lastPrinted>2026-05-04T07:56:00Z</cp:lastPrinted>
+  <dcterms:created xsi:type="dcterms:W3CDTF">2026-04-11T13:05:00Z</dcterms:created>
+  <dcterms:modified xsi:type="dcterms:W3CDTF">2026-05-04T10:32:00Z</dcterms:modified>
+</cp:coreProperties>
+</file>
+
+<file path=./word/document.xml><?xml version="1.0" encoding="utf-8"?>
 <w:document xmlns:ns1="http://schemas.openxmlformats.org/markup-compatibility/2006" xmlns:ns2="http://schemas.microsoft.com/office/word/2010/wordml" xmlns:ns3="http://schemas.openxmlformats.org/drawingml/2006/wordprocessingDrawing" xmlns:ns4="http://schemas.microsoft.com/office/word/2010/wordprocessingDrawing" xmlns:ns5="http://schemas.openxmlformats.org/drawingml/2006/main" xmlns:ns6="http://schemas.microsoft.com/office/word/2010/wordprocessingShape" xmlns:ns7="http://schemas.microsoft.com/office/drawing/2010/main" xmlns:ns8="urn:schemas-microsoft-com:vml" xmlns:ns9="urn:schemas-microsoft-com:office:office" xmlns:w="http://schemas.openxmlformats.org/wordprocessingml/2006/main" xmlns:wps="http://schemas.microsoft.com/office/word/2010/wordprocessingShape">
   <w:body>
     <w:tbl>
@@ -42882,7 +42945,78 @@
 </w:document>
 </file>
 
-<file path=word/numbering.xml><?xml version="1.0" encoding="utf-8"?>
+<file path=./word/fontTable.xml><?xml version="1.0" encoding="utf-8"?>
+<w:fonts xmlns:mc="http://schemas.openxmlformats.org/markup-compatibility/2006" xmlns:r="http://schemas.openxmlformats.org/officeDocument/2006/relationships" xmlns:w="http://schemas.openxmlformats.org/wordprocessingml/2006/main" xmlns:w14="http://schemas.microsoft.com/office/word/2010/wordml" xmlns:w15="http://schemas.microsoft.com/office/word/2012/wordml" xmlns:w16cex="http://schemas.microsoft.com/office/word/2018/wordml/cex" xmlns:w16="http://schemas.microsoft.com/office/word/2018/wordml" xmlns:w16sdtdh="http://schemas.microsoft.com/office/word/2020/wordml/sdtdatahash" xmlns:w16se="http://schemas.microsoft.com/office/word/2015/wordml/symex">
+  <w:font w:name="Times New Roman">
+    <w:panose1 w:val="02020603050405020304"/>
+    <w:family w:val="roman"/>
+    <w:pitch w:val="variable"/>
+    <w:sig w:usb0="E0002EFF" w:usb1="C000785B" w:usb2="00000009" w:usb3="00000000" w:csb0="000001FF" w:csb1="00000000"/>
+  </w:font>
+  <w:font w:name="Courier New">
+    <w:panose1 w:val="02070309020205020404"/>
+    <w:family w:val="modern"/>
+    <w:pitch w:val="fixed"/>
+    <w:sig w:usb0="E0002EFF" w:usb1="C0007843" w:usb2="00000009" w:usb3="00000000" w:csb0="000001FF" w:csb1="00000000"/>
+  </w:font>
+  <w:font w:name="Wingdings">
+    <w:panose1 w:val="05000000000000000000"/>
+    <w:family w:val="auto"/>
+    <w:pitch w:val="variable"/>
+    <w:sig w:usb0="00000000" w:usb1="10000000" w:usb2="00000000" w:usb3="00000000" w:csb0="80000000" w:csb1="00000000"/>
+  </w:font>
+  <w:font w:name="Symbol">
+    <w:panose1 w:val="05050102010706020507"/>
+    <w:family w:val="roman"/>
+    <w:pitch w:val="variable"/>
+    <w:sig w:usb0="00000000" w:usb1="10000000" w:usb2="00000000" w:usb3="00000000" w:csb0="80000000" w:csb1="00000000"/>
+  </w:font>
+  <w:font w:name="Calibri">
+    <w:panose1 w:val="020F0502020204030204"/>
+    <w:family w:val="swiss"/>
+    <w:pitch w:val="variable"/>
+    <w:sig w:usb0="E4002EFF" w:usb1="C000247B" w:usb2="00000009" w:usb3="00000000" w:csb0="000001FF" w:csb1="00000000"/>
+  </w:font>
+  <w:font w:name=".VnTime">
+    <w:panose1 w:val="020B7200000000000000"/>
+    <w:family w:val="swiss"/>
+    <w:pitch w:val="variable"/>
+    <w:sig w:usb0="00000003" w:usb1="00000000" w:usb2="00000000" w:usb3="00000000" w:csb0="00000001" w:csb1="00000000"/>
+  </w:font>
+  <w:font w:name=".VnTimeH">
+    <w:panose1 w:val="020B7200000000000000"/>
+    <w:family w:val="swiss"/>
+    <w:pitch w:val="variable"/>
+    <w:sig w:usb0="00000007" w:usb1="00000000" w:usb2="00000000" w:usb3="00000000" w:csb0="00000013" w:csb1="00000000"/>
+  </w:font>
+  <w:font w:name="Arial">
+    <w:panose1 w:val="020B0604020202020204"/>
+    <w:family w:val="swiss"/>
+    <w:pitch w:val="variable"/>
+    <w:sig w:usb0="E0002EFF" w:usb1="C000785B" w:usb2="00000009" w:usb3="00000000" w:csb0="000001FF" w:csb1="00000000"/>
+  </w:font>
+  <w:font w:name="Tahoma">
+    <w:panose1 w:val="020B0604030504040204"/>
+    <w:family w:val="swiss"/>
+    <w:pitch w:val="variable"/>
+    <w:sig w:usb0="E1002EFF" w:usb1="C000605B" w:usb2="00000029" w:usb3="00000000" w:csb0="000101FF" w:csb1="00000000"/>
+  </w:font>
+  <w:font w:name="Verdana">
+    <w:panose1 w:val="020B0604030504040204"/>
+    <w:family w:val="swiss"/>
+    <w:pitch w:val="variable"/>
+    <w:sig w:usb0="A00006FF" w:usb1="4000205B" w:usb2="00000010" w:usb3="00000000" w:csb0="0000019F" w:csb1="00000000"/>
+  </w:font>
+  <w:font w:name="Calibri Light">
+    <w:panose1 w:val="020F0302020204030204"/>
+    <w:family w:val="swiss"/>
+    <w:pitch w:val="variable"/>
+    <w:sig w:usb0="E4002EFF" w:usb1="C000247B" w:usb2="00000009" w:usb3="00000000" w:csb0="000001FF" w:csb1="00000000"/>
+  </w:font>
+</w:fonts>
+</file>
+
+<file path=./word/numbering.xml><?xml version="1.0" encoding="utf-8"?>
 <w:numbering xmlns:wpc="http://schemas.microsoft.com/office/word/2010/wordprocessingCanvas" xmlns:cx="http://schemas.microsoft.com/office/drawing/2014/chartex" xmlns:cx1="http://schemas.microsoft.com/office/drawing/2015/9/8/chartex" xmlns:cx2="http://schemas.microsoft.com/office/drawing/2015/10/21/chartex" xmlns:cx3="http://schemas.microsoft.com/office/drawing/2016/5/9/chartex" xmlns:cx4="http://schemas.microsoft.com/office/drawing/2016/5/10/chartex" xmlns:cx5="http://schemas.microsoft.com/office/drawing/2016/5/11/chartex" xmlns:cx6="http://schemas.microsoft.com/office/drawing/2016/5/12/chartex" xmlns:cx7="http://schemas.microsoft.com/office/drawing/2016/5/13/chartex" xmlns:cx8="http://schemas.microsoft.com/office/drawing/2016/5/14/chartex" xmlns:mc="http://schemas.openxmlformats.org/markup-compatibility/2006" xmlns:aink="http://schemas.microsoft.com/office/drawing/2016/ink" xmlns:am3d="http://schemas.microsoft.com/office/drawing/2017/model3d" xmlns:o="urn:schemas-microsoft-com:office:office" xmlns:r="http://schemas.openxmlformats.org/officeDocument/2006/relationships" xmlns:m="http://schemas.openxmlformats.org/officeDocument/2006/math" xmlns:v="urn:schemas-microsoft-com:vml" xmlns:wp14="http://schemas.microsoft.com/office/word/2010/wordprocessingDrawing" xmlns:wp="http://schemas.openxmlformats.org/drawingml/2006/wordprocessingDrawing" xmlns:w10="urn:schemas-microsoft-com:office:word" xmlns:w="http://schemas.openxmlformats.org/wordprocessingml/2006/main" xmlns:w14="http://schemas.microsoft.com/office/word/2010/wordml" xmlns:w15="http://schemas.microsoft.com/office/word/2012/wordml" xmlns:w16cex="http://schemas.microsoft.com/office/word/2018/wordml/cex" xmlns:w16="http://schemas.microsoft.com/office/word/2018/wordml" xmlns:w16sdtdh="http://schemas.microsoft.com/office/word/2020/wordml/sdtdatahash" xmlns:w16se="http://schemas.microsoft.com/office/word/2015/wordml/symex" xmlns:wpg="http://schemas.microsoft.com/office/word/2010/wordprocessingGroup" xmlns:wpi="http://schemas.microsoft.com/office/word/2010/wordprocessingInk" xmlns:wne="http://schemas.microsoft.com/office/word/2006/wordml" xmlns:wps="http://schemas.microsoft.com/office/word/2010/wordprocessingShape">
   <w:abstractNum w:abstractNumId="0">
     <w:nsid w:val="033A0278"/>
@@ -45691,7 +45825,415 @@
 </w:numbering>
 </file>
 
-<file path=word/styles.xml><?xml version="1.0" encoding="utf-8"?>
+<file path=./word/settings.xml><?xml version="1.0" encoding="utf-8"?>
+<w:settings xmlns:mc="http://schemas.openxmlformats.org/markup-compatibility/2006" xmlns:o="urn:schemas-microsoft-com:office:office" xmlns:r="http://schemas.openxmlformats.org/officeDocument/2006/relationships" xmlns:m="http://schemas.openxmlformats.org/officeDocument/2006/math" xmlns:v="urn:schemas-microsoft-com:vml" xmlns:w10="urn:schemas-microsoft-com:office:word" xmlns:w="http://schemas.openxmlformats.org/wordprocessingml/2006/main" xmlns:w14="http://schemas.microsoft.com/office/word/2010/wordml" xmlns:w15="http://schemas.microsoft.com/office/word/2012/wordml" xmlns:w16cex="http://schemas.microsoft.com/office/word/2018/wordml/cex" xmlns:w16="http://schemas.microsoft.com/office/word/2018/wordml" xmlns:w16sdtdh="http://schemas.microsoft.com/office/word/2020/wordml/sdtdatahash" xmlns:w16se="http://schemas.microsoft.com/office/word/2015/wordml/symex" xmlns:sl="http://schemas.openxmlformats.org/schemaLibrary/2006/main">
+  <w:zoom w:percent="100"/>
+  <w:hideSpellingErrors/>
+  <w:proofState w:spelling="clean" w:grammar="clean"/>
+  <w:defaultTabStop w:val="720"/>
+  <w:drawingGridHorizontalSpacing w:val="110"/>
+  <w:displayHorizontalDrawingGridEvery w:val="2"/>
+  <w:displayVerticalDrawingGridEvery w:val="2"/>
+  <w:characterSpacingControl w:val="doNotCompress"/>
+  <w:compat>
+    <w:compatSetting w:name="compatibilityMode" w:uri="http://schemas.microsoft.com/office/word" w:val="15"/>
+    <w:compatSetting w:name="overrideTableStyleFontSizeAndJustification" w:uri="http://schemas.microsoft.com/office/word" w:val="1"/>
+    <w:compatSetting w:name="enableOpenTypeFeatures" w:uri="http://schemas.microsoft.com/office/word" w:val="1"/>
+    <w:compatSetting w:name="doNotFlipMirrorIndents" w:uri="http://schemas.microsoft.com/office/word" w:val="1"/>
+    <w:compatSetting w:name="differentiateMultirowTableHeaders" w:uri="http://schemas.microsoft.com/office/word" w:val="1"/>
+    <w:compatSetting w:name="useWord2013TrackBottomHyphenation" w:uri="http://schemas.microsoft.com/office/word" w:val="0"/>
+  </w:compat>
+  <w:rsids>
+    <w:rsidRoot w:val="004C72D6"/>
+    <w:rsid w:val="000011F7"/>
+    <w:rsid w:val="0000616A"/>
+    <w:rsid w:val="0004656E"/>
+    <w:rsid w:val="00047341"/>
+    <w:rsid w:val="000606D9"/>
+    <w:rsid w:val="000609EF"/>
+    <w:rsid w:val="000622C4"/>
+    <w:rsid w:val="0006781C"/>
+    <w:rsid w:val="00074325"/>
+    <w:rsid w:val="0007472F"/>
+    <w:rsid w:val="00080552"/>
+    <w:rsid w:val="00093DA6"/>
+    <w:rsid w:val="000A2489"/>
+    <w:rsid w:val="000A2A7D"/>
+    <w:rsid w:val="000A4784"/>
+    <w:rsid w:val="000A5BB5"/>
+    <w:rsid w:val="000D1ACD"/>
+    <w:rsid w:val="000D1E7E"/>
+    <w:rsid w:val="000D4369"/>
+    <w:rsid w:val="000D46E0"/>
+    <w:rsid w:val="000D5120"/>
+    <w:rsid w:val="000E1588"/>
+    <w:rsid w:val="000E3120"/>
+    <w:rsid w:val="00105C86"/>
+    <w:rsid w:val="001073F4"/>
+    <w:rsid w:val="00121E90"/>
+    <w:rsid w:val="00124DC1"/>
+    <w:rsid w:val="0015440C"/>
+    <w:rsid w:val="001754ED"/>
+    <w:rsid w:val="0019205B"/>
+    <w:rsid w:val="0019214B"/>
+    <w:rsid w:val="00193704"/>
+    <w:rsid w:val="00196C2F"/>
+    <w:rsid w:val="001A458B"/>
+    <w:rsid w:val="001A75BD"/>
+    <w:rsid w:val="001A77F6"/>
+    <w:rsid w:val="001D10D5"/>
+    <w:rsid w:val="001D1D67"/>
+    <w:rsid w:val="001E6C3C"/>
+    <w:rsid w:val="002017CA"/>
+    <w:rsid w:val="00202961"/>
+    <w:rsid w:val="00204800"/>
+    <w:rsid w:val="00210273"/>
+    <w:rsid w:val="00221790"/>
+    <w:rsid w:val="0022429C"/>
+    <w:rsid w:val="002262D0"/>
+    <w:rsid w:val="002278EA"/>
+    <w:rsid w:val="00227D03"/>
+    <w:rsid w:val="00234EC0"/>
+    <w:rsid w:val="00235638"/>
+    <w:rsid w:val="002409A0"/>
+    <w:rsid w:val="00244990"/>
+    <w:rsid w:val="0024531D"/>
+    <w:rsid w:val="00253898"/>
+    <w:rsid w:val="0027647B"/>
+    <w:rsid w:val="00290A81"/>
+    <w:rsid w:val="00292AB3"/>
+    <w:rsid w:val="00295E74"/>
+    <w:rsid w:val="00297A7F"/>
+    <w:rsid w:val="002A1C80"/>
+    <w:rsid w:val="002A4CDB"/>
+    <w:rsid w:val="002A73BA"/>
+    <w:rsid w:val="002D3951"/>
+    <w:rsid w:val="002D5DAC"/>
+    <w:rsid w:val="002E122E"/>
+    <w:rsid w:val="002F1993"/>
+    <w:rsid w:val="002F68AE"/>
+    <w:rsid w:val="002F7BBF"/>
+    <w:rsid w:val="00306822"/>
+    <w:rsid w:val="00307BAE"/>
+    <w:rsid w:val="0031270A"/>
+    <w:rsid w:val="0031314F"/>
+    <w:rsid w:val="00316D3E"/>
+    <w:rsid w:val="0033024B"/>
+    <w:rsid w:val="0033206E"/>
+    <w:rsid w:val="00340A1A"/>
+    <w:rsid w:val="00343C0C"/>
+    <w:rsid w:val="00347C43"/>
+    <w:rsid w:val="00357EFA"/>
+    <w:rsid w:val="00365B18"/>
+    <w:rsid w:val="00373070"/>
+    <w:rsid w:val="003755A7"/>
+    <w:rsid w:val="003769C9"/>
+    <w:rsid w:val="00376A63"/>
+    <w:rsid w:val="00376AF2"/>
+    <w:rsid w:val="00383D50"/>
+    <w:rsid w:val="003A04CC"/>
+    <w:rsid w:val="003B7CA6"/>
+    <w:rsid w:val="003D2549"/>
+    <w:rsid w:val="003D4D2C"/>
+    <w:rsid w:val="003F3517"/>
+    <w:rsid w:val="003F538B"/>
+    <w:rsid w:val="0041502F"/>
+    <w:rsid w:val="00421AFB"/>
+    <w:rsid w:val="00424653"/>
+    <w:rsid w:val="00442047"/>
+    <w:rsid w:val="0044507A"/>
+    <w:rsid w:val="00450CD3"/>
+    <w:rsid w:val="00454BF8"/>
+    <w:rsid w:val="00456CCF"/>
+    <w:rsid w:val="00464E24"/>
+    <w:rsid w:val="004770C1"/>
+    <w:rsid w:val="004906F7"/>
+    <w:rsid w:val="00492985"/>
+    <w:rsid w:val="00493299"/>
+    <w:rsid w:val="004971CB"/>
+    <w:rsid w:val="00497CC6"/>
+    <w:rsid w:val="004B247A"/>
+    <w:rsid w:val="004B7C4E"/>
+    <w:rsid w:val="004C530E"/>
+    <w:rsid w:val="004C72D6"/>
+    <w:rsid w:val="004E1C8F"/>
+    <w:rsid w:val="004F48DB"/>
+    <w:rsid w:val="004F4EA5"/>
+    <w:rsid w:val="00525929"/>
+    <w:rsid w:val="00536F95"/>
+    <w:rsid w:val="005714C7"/>
+    <w:rsid w:val="00586395"/>
+    <w:rsid w:val="005915D0"/>
+    <w:rsid w:val="005934F2"/>
+    <w:rsid w:val="005940CF"/>
+    <w:rsid w:val="005B3A60"/>
+    <w:rsid w:val="005B4F76"/>
+    <w:rsid w:val="005C74EE"/>
+    <w:rsid w:val="005D0DCF"/>
+    <w:rsid w:val="005E0684"/>
+    <w:rsid w:val="005E359A"/>
+    <w:rsid w:val="005E5601"/>
+    <w:rsid w:val="005F4548"/>
+    <w:rsid w:val="005F6406"/>
+    <w:rsid w:val="0060702B"/>
+    <w:rsid w:val="0060771E"/>
+    <w:rsid w:val="00620582"/>
+    <w:rsid w:val="00620780"/>
+    <w:rsid w:val="006327AE"/>
+    <w:rsid w:val="0065034D"/>
+    <w:rsid w:val="0066569C"/>
+    <w:rsid w:val="0066614B"/>
+    <w:rsid w:val="006A11A6"/>
+    <w:rsid w:val="006A2E56"/>
+    <w:rsid w:val="006B2266"/>
+    <w:rsid w:val="006C7A37"/>
+    <w:rsid w:val="006D2DA0"/>
+    <w:rsid w:val="006D3A1D"/>
+    <w:rsid w:val="006E3D0F"/>
+    <w:rsid w:val="006E6F19"/>
+    <w:rsid w:val="006F1614"/>
+    <w:rsid w:val="006F31A0"/>
+    <w:rsid w:val="006F4D97"/>
+    <w:rsid w:val="006F6E17"/>
+    <w:rsid w:val="00700C1F"/>
+    <w:rsid w:val="00700E26"/>
+    <w:rsid w:val="00707EAD"/>
+    <w:rsid w:val="00713C9A"/>
+    <w:rsid w:val="00720572"/>
+    <w:rsid w:val="00721E83"/>
+    <w:rsid w:val="00722ECD"/>
+    <w:rsid w:val="0072796F"/>
+    <w:rsid w:val="00734818"/>
+    <w:rsid w:val="007359B1"/>
+    <w:rsid w:val="00736FBA"/>
+    <w:rsid w:val="00740C38"/>
+    <w:rsid w:val="007421A5"/>
+    <w:rsid w:val="00744C31"/>
+    <w:rsid w:val="00752547"/>
+    <w:rsid w:val="00755CE4"/>
+    <w:rsid w:val="007607B0"/>
+    <w:rsid w:val="007630AC"/>
+    <w:rsid w:val="00777CB9"/>
+    <w:rsid w:val="00783557"/>
+    <w:rsid w:val="00784CAC"/>
+    <w:rsid w:val="00792D0A"/>
+    <w:rsid w:val="00792FD1"/>
+    <w:rsid w:val="007B6DD6"/>
+    <w:rsid w:val="007D075B"/>
+    <w:rsid w:val="007D3C2C"/>
+    <w:rsid w:val="007E2111"/>
+    <w:rsid w:val="00814AE4"/>
+    <w:rsid w:val="00820350"/>
+    <w:rsid w:val="00820892"/>
+    <w:rsid w:val="00821192"/>
+    <w:rsid w:val="00824D9E"/>
+    <w:rsid w:val="00826104"/>
+    <w:rsid w:val="0083391B"/>
+    <w:rsid w:val="008545CF"/>
+    <w:rsid w:val="008724D8"/>
+    <w:rsid w:val="0088171D"/>
+    <w:rsid w:val="00881738"/>
+    <w:rsid w:val="00882272"/>
+    <w:rsid w:val="00883A9C"/>
+    <w:rsid w:val="008B088F"/>
+    <w:rsid w:val="008B57EB"/>
+    <w:rsid w:val="008C166F"/>
+    <w:rsid w:val="008C4391"/>
+    <w:rsid w:val="008C45A0"/>
+    <w:rsid w:val="008D2F70"/>
+    <w:rsid w:val="008D33FF"/>
+    <w:rsid w:val="008D7CB4"/>
+    <w:rsid w:val="008E1753"/>
+    <w:rsid w:val="00901362"/>
+    <w:rsid w:val="009064D2"/>
+    <w:rsid w:val="00907F11"/>
+    <w:rsid w:val="00921B7B"/>
+    <w:rsid w:val="00955722"/>
+    <w:rsid w:val="00963E9D"/>
+    <w:rsid w:val="00967E58"/>
+    <w:rsid w:val="009833CA"/>
+    <w:rsid w:val="00986469"/>
+    <w:rsid w:val="00992F6B"/>
+    <w:rsid w:val="00994224"/>
+    <w:rsid w:val="009C68AC"/>
+    <w:rsid w:val="009C7FB8"/>
+    <w:rsid w:val="009D7C46"/>
+    <w:rsid w:val="009E10D0"/>
+    <w:rsid w:val="009E4C7E"/>
+    <w:rsid w:val="009E5387"/>
+    <w:rsid w:val="009E5E48"/>
+    <w:rsid w:val="009E7EEF"/>
+    <w:rsid w:val="009E7FCC"/>
+    <w:rsid w:val="009F43E7"/>
+    <w:rsid w:val="009F5BAA"/>
+    <w:rsid w:val="00A13516"/>
+    <w:rsid w:val="00A13814"/>
+    <w:rsid w:val="00A1465A"/>
+    <w:rsid w:val="00A176AB"/>
+    <w:rsid w:val="00A37D31"/>
+    <w:rsid w:val="00A431FC"/>
+    <w:rsid w:val="00A43704"/>
+    <w:rsid w:val="00A51831"/>
+    <w:rsid w:val="00A54DA3"/>
+    <w:rsid w:val="00A63025"/>
+    <w:rsid w:val="00A66471"/>
+    <w:rsid w:val="00A7271C"/>
+    <w:rsid w:val="00A83622"/>
+    <w:rsid w:val="00A90CE8"/>
+    <w:rsid w:val="00A90E32"/>
+    <w:rsid w:val="00A93BBC"/>
+    <w:rsid w:val="00AA166F"/>
+    <w:rsid w:val="00AA1DBB"/>
+    <w:rsid w:val="00AA23B4"/>
+    <w:rsid w:val="00AA580F"/>
+    <w:rsid w:val="00AB4957"/>
+    <w:rsid w:val="00AC7337"/>
+    <w:rsid w:val="00AF43DE"/>
+    <w:rsid w:val="00B02FB3"/>
+    <w:rsid w:val="00B04899"/>
+    <w:rsid w:val="00B05875"/>
+    <w:rsid w:val="00B10A20"/>
+    <w:rsid w:val="00B11322"/>
+    <w:rsid w:val="00B13215"/>
+    <w:rsid w:val="00B247F6"/>
+    <w:rsid w:val="00B27117"/>
+    <w:rsid w:val="00B27559"/>
+    <w:rsid w:val="00B37F7C"/>
+    <w:rsid w:val="00B45853"/>
+    <w:rsid w:val="00B50A8D"/>
+    <w:rsid w:val="00B512C8"/>
+    <w:rsid w:val="00B51DCA"/>
+    <w:rsid w:val="00B53C4D"/>
+    <w:rsid w:val="00B847EC"/>
+    <w:rsid w:val="00B935D9"/>
+    <w:rsid w:val="00B950D7"/>
+    <w:rsid w:val="00B96E13"/>
+    <w:rsid w:val="00BA1655"/>
+    <w:rsid w:val="00BB48EB"/>
+    <w:rsid w:val="00BF0EB7"/>
+    <w:rsid w:val="00BF2AD9"/>
+    <w:rsid w:val="00C04921"/>
+    <w:rsid w:val="00C1586C"/>
+    <w:rsid w:val="00C17B3F"/>
+    <w:rsid w:val="00C23919"/>
+    <w:rsid w:val="00C24D1E"/>
+    <w:rsid w:val="00C3079F"/>
+    <w:rsid w:val="00C31368"/>
+    <w:rsid w:val="00C32A1F"/>
+    <w:rsid w:val="00C3569E"/>
+    <w:rsid w:val="00C4534E"/>
+    <w:rsid w:val="00C466CB"/>
+    <w:rsid w:val="00C52E0E"/>
+    <w:rsid w:val="00C56DB4"/>
+    <w:rsid w:val="00C614E9"/>
+    <w:rsid w:val="00C66A5E"/>
+    <w:rsid w:val="00C7315E"/>
+    <w:rsid w:val="00C741C2"/>
+    <w:rsid w:val="00C742AD"/>
+    <w:rsid w:val="00C81DB0"/>
+    <w:rsid w:val="00CA1C43"/>
+    <w:rsid w:val="00CA7A34"/>
+    <w:rsid w:val="00CB0F83"/>
+    <w:rsid w:val="00CB1CB1"/>
+    <w:rsid w:val="00CD16BC"/>
+    <w:rsid w:val="00CE18AF"/>
+    <w:rsid w:val="00CF5B28"/>
+    <w:rsid w:val="00D00406"/>
+    <w:rsid w:val="00D00AB5"/>
+    <w:rsid w:val="00D0316A"/>
+    <w:rsid w:val="00D0369A"/>
+    <w:rsid w:val="00D25FED"/>
+    <w:rsid w:val="00D34D73"/>
+    <w:rsid w:val="00D40E97"/>
+    <w:rsid w:val="00D4377D"/>
+    <w:rsid w:val="00D46B20"/>
+    <w:rsid w:val="00D54703"/>
+    <w:rsid w:val="00D7285A"/>
+    <w:rsid w:val="00D749CB"/>
+    <w:rsid w:val="00D83C4B"/>
+    <w:rsid w:val="00DC0925"/>
+    <w:rsid w:val="00DC35FC"/>
+    <w:rsid w:val="00DC759E"/>
+    <w:rsid w:val="00DD2E72"/>
+    <w:rsid w:val="00DF69D7"/>
+    <w:rsid w:val="00E03DD2"/>
+    <w:rsid w:val="00E03DE6"/>
+    <w:rsid w:val="00E230F4"/>
+    <w:rsid w:val="00E267A3"/>
+    <w:rsid w:val="00E26DF8"/>
+    <w:rsid w:val="00E3502D"/>
+    <w:rsid w:val="00E4073E"/>
+    <w:rsid w:val="00E41BC4"/>
+    <w:rsid w:val="00E535FF"/>
+    <w:rsid w:val="00E568DA"/>
+    <w:rsid w:val="00E63777"/>
+    <w:rsid w:val="00E641C4"/>
+    <w:rsid w:val="00E64CFA"/>
+    <w:rsid w:val="00E65397"/>
+    <w:rsid w:val="00E664FC"/>
+    <w:rsid w:val="00E67D41"/>
+    <w:rsid w:val="00E67D93"/>
+    <w:rsid w:val="00E87403"/>
+    <w:rsid w:val="00E91309"/>
+    <w:rsid w:val="00EB0B4C"/>
+    <w:rsid w:val="00EB51E5"/>
+    <w:rsid w:val="00EC2501"/>
+    <w:rsid w:val="00EC26AD"/>
+    <w:rsid w:val="00EC6EA0"/>
+    <w:rsid w:val="00ED6269"/>
+    <w:rsid w:val="00EE1FC9"/>
+    <w:rsid w:val="00EE53BE"/>
+    <w:rsid w:val="00EF02B8"/>
+    <w:rsid w:val="00EF7928"/>
+    <w:rsid w:val="00F03D6E"/>
+    <w:rsid w:val="00F07044"/>
+    <w:rsid w:val="00F132D5"/>
+    <w:rsid w:val="00F14F2C"/>
+    <w:rsid w:val="00F40568"/>
+    <w:rsid w:val="00F44F54"/>
+    <w:rsid w:val="00F502C5"/>
+    <w:rsid w:val="00F5433A"/>
+    <w:rsid w:val="00F641DD"/>
+    <w:rsid w:val="00F92B7E"/>
+    <w:rsid w:val="00F97BEC"/>
+    <w:rsid w:val="00FA2982"/>
+    <w:rsid w:val="00FA39F9"/>
+    <w:rsid w:val="00FB19D8"/>
+    <w:rsid w:val="00FB400E"/>
+    <w:rsid w:val="00FD347F"/>
+    <w:rsid w:val="00FD7B34"/>
+    <w:rsid w:val="00FE74F7"/>
+    <w:rsid w:val="00FF77C5"/>
+  </w:rsids>
+  <m:mathPr>
+    <m:mathFont m:val="Cambria Math"/>
+    <m:brkBin m:val="before"/>
+    <m:brkBinSub m:val="--"/>
+    <m:smallFrac m:val="0"/>
+    <m:dispDef/>
+    <m:lMargin m:val="0"/>
+    <m:rMargin m:val="0"/>
+    <m:defJc m:val="centerGroup"/>
+    <m:wrapIndent m:val="1440"/>
+    <m:intLim m:val="subSup"/>
+    <m:naryLim m:val="undOvr"/>
+  </m:mathPr>
+  <w:themeFontLang w:val="en-US"/>
+  <w:clrSchemeMapping w:bg1="light1" w:t1="dark1" w:bg2="light2" w:t2="dark2" w:accent1="accent1" w:accent2="accent2" w:accent3="accent3" w:accent4="accent4" w:accent5="accent5" w:accent6="accent6" w:hyperlink="hyperlink" w:followedHyperlink="followedHyperlink"/>
+  <w:shapeDefaults>
+    <o:shapedefaults v:ext="edit" spidmax="1026"/>
+    <o:shapelayout v:ext="edit">
+      <o:idmap v:ext="edit" data="1"/>
+    </o:shapelayout>
+  </w:shapeDefaults>
+  <w:decimalSymbol w:val=","/>
+  <w:listSeparator w:val=","/>
+  <w14:docId w14:val="17616B8C"/>
+  <w15:docId w15:val="{7E1EB191-7992-42E7-B413-966BC6077093}"/>
+</w:settings>
+</file>
+
+<file path=./word/styles.xml><?xml version="1.0" encoding="utf-8"?>
 <w:styles xmlns:mc="http://schemas.openxmlformats.org/markup-compatibility/2006" xmlns:r="http://schemas.openxmlformats.org/officeDocument/2006/relationships" xmlns:w="http://schemas.openxmlformats.org/wordprocessingml/2006/main" xmlns:w14="http://schemas.microsoft.com/office/word/2010/wordml" xmlns:w15="http://schemas.microsoft.com/office/word/2012/wordml" xmlns:w16cex="http://schemas.microsoft.com/office/word/2018/wordml/cex" xmlns:w16="http://schemas.microsoft.com/office/word/2018/wordml" xmlns:w16sdtdh="http://schemas.microsoft.com/office/word/2020/wordml/sdtdatahash" xmlns:w16se="http://schemas.microsoft.com/office/word/2015/wordml/symex">
   <w:docDefaults>
     <w:rPrDefault>
@@ -46703,7 +47245,7 @@
 </w:styles>
 </file>
 
-<file path=word/theme/theme1.xml><?xml version="1.0" encoding="utf-8"?>
+<file path=./word/theme/theme1.xml><?xml version="1.0" encoding="utf-8"?>
 <a:theme xmlns:a="http://schemas.openxmlformats.org/drawingml/2006/main" name="Office Theme">
   <a:themeElements>
     <a:clrScheme name="Office">
@@ -46962,4 +47504,12 @@
     </a:ext>
   </a:extLst>
 </a:theme>
+</file>
+
+<file path=./word/webSettings.xml><?xml version="1.0" encoding="utf-8"?>
+<w:webSettings xmlns:mc="http://schemas.openxmlformats.org/markup-compatibility/2006" xmlns:r="http://schemas.openxmlformats.org/officeDocument/2006/relationships" xmlns:w="http://schemas.openxmlformats.org/wordprocessingml/2006/main" xmlns:w14="http://schemas.microsoft.com/office/word/2010/wordml" xmlns:w15="http://schemas.microsoft.com/office/word/2012/wordml" xmlns:w16cex="http://schemas.microsoft.com/office/word/2018/wordml/cex" xmlns:w16="http://schemas.microsoft.com/office/word/2018/wordml" xmlns:w16sdtdh="http://schemas.microsoft.com/office/word/2020/wordml/sdtdatahash" xmlns:w16se="http://schemas.microsoft.com/office/word/2015/wordml/symex">
+  <w:optimizeForBrowser/>
+  <w:relyOnVML/>
+  <w:allowPNG/>
+</w:webSettings>
 </file>